--- a/ERP Plan/Internal/MSCAST ERP - Demo Run-sheet.docx
+++ b/ERP Plan/Internal/MSCAST ERP - Demo Run-sheet.docx
@@ -720,7 +720,7 @@
           <wp:inline>
             <wp:extent cx="5334000" cy="3333749"/>
             <wp:effectExtent b="0" l="0" r="0" t="0"/>
-            <wp:docPr descr="Home page as Mustaque" title="" id="24" name="Picture"/>
+            <wp:docPr descr="Home page as Mustaque" id="24" name="Picture"/>
             <a:graphic>
               <a:graphicData uri="http://schemas.openxmlformats.org/drawingml/2006/picture">
                 <pic:pic>
@@ -1005,7 +1005,7 @@
           <wp:inline>
             <wp:extent cx="5334000" cy="3333749"/>
             <wp:effectExtent b="0" l="0" r="0" t="0"/>
-            <wp:docPr descr="PCC-2026-00001, approved" title="" id="28" name="Picture"/>
+            <wp:docPr descr="PCC-2026-00001, approved" id="28" name="Picture"/>
             <a:graphic>
               <a:graphicData uri="http://schemas.openxmlformats.org/drawingml/2006/picture">
                 <pic:pic>
@@ -1236,7 +1236,7 @@
           <wp:inline>
             <wp:extent cx="4754880" cy="3797300"/>
             <wp:effectExtent b="0" l="0" r="0" t="0"/>
-            <wp:docPr descr="The PCC as printed" title="" id="31" name="Picture"/>
+            <wp:docPr descr="The PCC as printed" id="31" name="Picture"/>
             <a:graphic>
               <a:graphicData uri="http://schemas.openxmlformats.org/drawingml/2006/picture">
                 <pic:pic>
@@ -1349,7 +1349,7 @@
           <wp:inline>
             <wp:extent cx="5334000" cy="3333749"/>
             <wp:effectExtent b="0" l="0" r="0" t="0"/>
-            <wp:docPr descr="KICK-2026-00002, PO Query Raised" title="" id="35" name="Picture"/>
+            <wp:docPr descr="KICK-2026-00002, PO Query Raised" id="35" name="Picture"/>
             <a:graphic>
               <a:graphicData uri="http://schemas.openxmlformats.org/drawingml/2006/picture">
                 <pic:pic>
@@ -1619,7 +1619,7 @@
           <wp:inline>
             <wp:extent cx="5334000" cy="3333749"/>
             <wp:effectExtent b="0" l="0" r="0" t="0"/>
-            <wp:docPr descr="Drawing Register as Meera" title="" id="39" name="Picture"/>
+            <wp:docPr descr="Drawing Register as Meera" id="39" name="Picture"/>
             <a:graphic>
               <a:graphicData uri="http://schemas.openxmlformats.org/drawingml/2006/picture">
                 <pic:pic>
@@ -1809,7 +1809,7 @@
           <wp:inline>
             <wp:extent cx="5334000" cy="3333749"/>
             <wp:effectExtent b="0" l="0" r="0" t="0"/>
-            <wp:docPr descr="A drawing waiting on the customer" title="" id="42" name="Picture"/>
+            <wp:docPr descr="A drawing waiting on the customer" id="42" name="Picture"/>
             <a:graphic>
               <a:graphicData uri="http://schemas.openxmlformats.org/drawingml/2006/picture">
                 <pic:pic>
@@ -1978,7 +1978,7 @@
           <wp:inline>
             <wp:extent cx="5334000" cy="3333749"/>
             <wp:effectExtent b="0" l="0" r="0" t="0"/>
-            <wp:docPr descr="PUR-ORD-2026-00002, approved" title="" id="46" name="Picture"/>
+            <wp:docPr descr="PUR-ORD-2026-00002, approved" id="46" name="Picture"/>
             <a:graphic>
               <a:graphicData uri="http://schemas.openxmlformats.org/drawingml/2006/picture">
                 <pic:pic>
@@ -2204,7 +2204,7 @@
           <wp:inline>
             <wp:extent cx="5334000" cy="3333749"/>
             <wp:effectExtent b="0" l="0" r="0" t="0"/>
-            <wp:docPr descr="BRM-2026-00003, certified with its four checks" title="" id="50" name="Picture"/>
+            <wp:docPr descr="BRM-2026-00003, certified with its four checks" id="50" name="Picture"/>
             <a:graphic>
               <a:graphicData uri="http://schemas.openxmlformats.org/drawingml/2006/picture">
                 <pic:pic>
@@ -2506,7 +2506,7 @@
           <wp:inline>
             <wp:extent cx="5334000" cy="3333749"/>
             <wp:effectExtent b="0" l="0" r="0" t="0"/>
-            <wp:docPr descr="Payment refused: no certified BRM" title="" id="53" name="Picture"/>
+            <wp:docPr descr="Payment refused: no certified BRM" id="53" name="Picture"/>
             <a:graphic>
               <a:graphicData uri="http://schemas.openxmlformats.org/drawingml/2006/picture">
                 <pic:pic>
@@ -2669,7 +2669,7 @@
           <wp:inline>
             <wp:extent cx="5334000" cy="3333749"/>
             <wp:effectExtent b="0" l="0" r="0" t="0"/>
-            <wp:docPr descr="BRM Register" title="" id="56" name="Picture"/>
+            <wp:docPr descr="BRM Register" id="56" name="Picture"/>
             <a:graphic>
               <a:graphicData uri="http://schemas.openxmlformats.org/drawingml/2006/picture">
                 <pic:pic>
@@ -2798,7 +2798,7 @@
           <wp:inline>
             <wp:extent cx="5334000" cy="3333749"/>
             <wp:effectExtent b="0" l="0" r="0" t="0"/>
-            <wp:docPr descr="DN-26-00002 to Sahyadri Steels" title="" id="60" name="Picture"/>
+            <wp:docPr descr="DN-26-00002 to Sahyadri Steels" id="60" name="Picture"/>
             <a:graphic>
               <a:graphicData uri="http://schemas.openxmlformats.org/drawingml/2006/picture">
                 <pic:pic>
@@ -3002,7 +3002,7 @@
           <wp:inline>
             <wp:extent cx="4754880" cy="3302000"/>
             <wp:effectExtent b="0" l="0" r="0" t="0"/>
-            <wp:docPr descr="Proforma invoice (demo watermark)" title="" id="63" name="Picture"/>
+            <wp:docPr descr="Proforma invoice (demo watermark)" id="63" name="Picture"/>
             <a:graphic>
               <a:graphicData uri="http://schemas.openxmlformats.org/drawingml/2006/picture">
                 <pic:pic>
@@ -3155,7 +3155,7 @@
           <wp:inline>
             <wp:extent cx="5334000" cy="3333749"/>
             <wp:effectExtent b="0" l="0" r="0" t="0"/>
-            <wp:docPr descr="Project MIS" title="" id="67" name="Picture"/>
+            <wp:docPr descr="Project MIS" id="67" name="Picture"/>
             <a:graphic>
               <a:graphicData uri="http://schemas.openxmlformats.org/drawingml/2006/picture">
                 <pic:pic>
@@ -3331,7 +3331,7 @@
           <wp:inline>
             <wp:extent cx="5334000" cy="3333749"/>
             <wp:effectExtent b="0" l="0" r="0" t="0"/>
-            <wp:docPr descr="MSME 45-Day Dues" title="" id="71" name="Picture"/>
+            <wp:docPr descr="MSME 45-Day Dues" id="71" name="Picture"/>
             <a:graphic>
               <a:graphicData uri="http://schemas.openxmlformats.org/drawingml/2006/picture">
                 <pic:pic>
@@ -3525,7 +3525,7 @@
           <wp:inline>
             <wp:extent cx="5334000" cy="3333749"/>
             <wp:effectExtent b="0" l="0" r="0" t="0"/>
-            <wp:docPr descr="Balance Sheet, Schedule III" title="" id="75" name="Picture"/>
+            <wp:docPr descr="Balance Sheet, Schedule III" id="75" name="Picture"/>
             <a:graphic>
               <a:graphicData uri="http://schemas.openxmlformats.org/drawingml/2006/picture">
                 <pic:pic>
@@ -3677,7 +3677,7 @@
           <wp:inline>
             <wp:extent cx="5334000" cy="3333749"/>
             <wp:effectExtent b="0" l="0" r="0" t="0"/>
-            <wp:docPr descr="The CA opens a PCC: read-only" title="" id="78" name="Picture"/>
+            <wp:docPr descr="The CA opens a PCC: read-only" id="78" name="Picture"/>
             <a:graphic>
               <a:graphicData uri="http://schemas.openxmlformats.org/drawingml/2006/picture">
                 <pic:pic>
